--- a/examples/custom/doc/03-custom-augmentation.docx
+++ b/examples/custom/doc/03-custom-augmentation.docx
@@ -2534,7 +2534,7 @@
         <w:rPr>
           <w:rStyle w:val="VerbatimChar"/>
         </w:rPr>
-        <w:t xml:space="preserve">## 1 0.1826307 1.366659 -0.5773911</w:t>
+        <w:t xml:space="preserve">## 1 0.1697715 1.360933 -0.4663251</w:t>
       </w:r>
     </w:p>
     <w:p>

--- a/examples/custom/doc/03-custom-augmentation.docx
+++ b/examples/custom/doc/03-custom-augmentation.docx
@@ -2534,7 +2534,7 @@
         <w:rPr>
           <w:rStyle w:val="VerbatimChar"/>
         </w:rPr>
-        <w:t xml:space="preserve">## 1 0.1697715 1.360933 -0.4663251</w:t>
+        <w:t xml:space="preserve">## 1 0.1826307 1.366659 -0.5773911</w:t>
       </w:r>
     </w:p>
     <w:p>
